--- a/ПАПС/Отчёты/ПР-1 ПАПС Тарасевич.docx
+++ b/ПАПС/Отчёты/ПР-1 ПАПС Тарасевич.docx
@@ -79,27 +79,7 @@
           <w:sz w:val="22"/>
           <w:szCs w:val="22"/>
         </w:rPr>
-        <w:t xml:space="preserve">«Балтийский государственный технический университет «ВОЕНМЕХ» им. </w:t>
-      </w:r>
-      <w:proofErr w:type="gramStart"/>
-      <w:r>
-        <w:rPr>
-          <w:b/>
-          <w:color w:val="000000"/>
-          <w:sz w:val="22"/>
-          <w:szCs w:val="22"/>
-        </w:rPr>
-        <w:t>Д.Ф.</w:t>
-      </w:r>
-      <w:proofErr w:type="gramEnd"/>
-      <w:r>
-        <w:rPr>
-          <w:b/>
-          <w:color w:val="000000"/>
-          <w:sz w:val="22"/>
-          <w:szCs w:val="22"/>
-        </w:rPr>
-        <w:t xml:space="preserve"> Устинова»</w:t>
+        <w:t>«Балтийский государственный технический университет «ВОЕНМЕХ» им. Д.Ф. Устинова»</w:t>
       </w:r>
     </w:p>
     <w:p>
@@ -115,27 +95,7 @@
           <w:sz w:val="22"/>
           <w:szCs w:val="22"/>
         </w:rPr>
-        <w:t xml:space="preserve">(БГТУ «ВОЕНМЕХ» им. </w:t>
-      </w:r>
-      <w:proofErr w:type="gramStart"/>
-      <w:r>
-        <w:rPr>
-          <w:b/>
-          <w:color w:val="000000"/>
-          <w:sz w:val="22"/>
-          <w:szCs w:val="22"/>
-        </w:rPr>
-        <w:t>Д.Ф.</w:t>
-      </w:r>
-      <w:proofErr w:type="gramEnd"/>
-      <w:r>
-        <w:rPr>
-          <w:b/>
-          <w:color w:val="000000"/>
-          <w:sz w:val="22"/>
-          <w:szCs w:val="22"/>
-        </w:rPr>
-        <w:t xml:space="preserve"> Устинова)</w:t>
+        <w:t>(БГТУ «ВОЕНМЕХ» им. Д.Ф. Устинова)</w:t>
       </w:r>
     </w:p>
     <w:p>
@@ -1188,16 +1148,8 @@
               <w:rPr>
                 <w:sz w:val="24"/>
               </w:rPr>
-              <w:t xml:space="preserve">Тарасевич </w:t>
-            </w:r>
-            <w:proofErr w:type="gramStart"/>
-            <w:r>
-              <w:rPr>
-                <w:sz w:val="24"/>
-              </w:rPr>
-              <w:t>В.В.</w:t>
-            </w:r>
-            <w:proofErr w:type="gramEnd"/>
+              <w:t>Тарасевич В.В.</w:t>
+            </w:r>
           </w:p>
         </w:tc>
       </w:tr>
@@ -1483,16 +1435,8 @@
               <w:rPr>
                 <w:sz w:val="24"/>
               </w:rPr>
-              <w:t xml:space="preserve">Зимина </w:t>
-            </w:r>
-            <w:proofErr w:type="gramStart"/>
-            <w:r>
-              <w:rPr>
-                <w:sz w:val="24"/>
-              </w:rPr>
-              <w:t>Д.В.</w:t>
-            </w:r>
-            <w:proofErr w:type="gramEnd"/>
+              <w:t>Зимина Д.В.</w:t>
+            </w:r>
           </w:p>
         </w:tc>
       </w:tr>
@@ -2465,27 +2409,7 @@
           <w:sz w:val="28"/>
           <w:szCs w:val="28"/>
         </w:rPr>
-        <w:t xml:space="preserve">реализующий мониторинг состояния промежуточных и оконечных устройств сети (сбор таких метрик, как загрузка процессора, количество расходуемой памяти и </w:t>
-      </w:r>
-      <w:proofErr w:type="gramStart"/>
-      <w:r>
-        <w:rPr>
-          <w:bCs/>
-          <w:color w:val="000000"/>
-          <w:sz w:val="28"/>
-          <w:szCs w:val="28"/>
-        </w:rPr>
-        <w:t>т.п.</w:t>
-      </w:r>
-      <w:proofErr w:type="gramEnd"/>
-      <w:r>
-        <w:rPr>
-          <w:bCs/>
-          <w:color w:val="000000"/>
-          <w:sz w:val="28"/>
-          <w:szCs w:val="28"/>
-        </w:rPr>
-        <w:t>)</w:t>
+        <w:t>реализующий мониторинг состояния промежуточных и оконечных устройств сети (сбор таких метрик, как загрузка процессора, количество расходуемой памяти и т.п.)</w:t>
       </w:r>
     </w:p>
     <w:p>
@@ -3171,7 +3095,13 @@
         <w:t xml:space="preserve">олжна быть реализована адаптивная верстка для корректного отображения </w:t>
       </w:r>
       <w:r>
-        <w:t>с разным расширением окна браузера.</w:t>
+        <w:t>с разным</w:t>
+      </w:r>
+      <w:r>
+        <w:t xml:space="preserve"> размером</w:t>
+      </w:r>
+      <w:r>
+        <w:t xml:space="preserve"> окна браузера.</w:t>
       </w:r>
     </w:p>
     <w:p>
@@ -3270,15 +3200,7 @@
         <w:pStyle w:val="ab"/>
       </w:pPr>
       <w:r>
-        <w:t xml:space="preserve">При разработке необходимо учитывать требования ГОСТ Р </w:t>
-      </w:r>
-      <w:proofErr w:type="gramStart"/>
-      <w:r>
-        <w:t>52872-2012</w:t>
-      </w:r>
-      <w:proofErr w:type="gramEnd"/>
-      <w:r>
-        <w:t xml:space="preserve"> (доступность для инвалидов по зрению)</w:t>
+        <w:t>При разработке необходимо учитывать требования ГОСТ Р 52872-2012 (доступность для инвалидов по зрению)</w:t>
       </w:r>
       <w:r>
         <w:t>.</w:t>
@@ -3380,101 +3302,96 @@
     <w:p>
       <w:pPr>
         <w:pStyle w:val="ab"/>
+      </w:pPr>
+      <w:r>
+        <w:t>01.05.2026-15.05.2026 – разработка пользовательского веб-интерфейса.</w:t>
+      </w:r>
+    </w:p>
+    <w:p>
+      <w:pPr>
+        <w:pStyle w:val="ab"/>
+      </w:pPr>
+      <w:r>
+        <w:t>4.3 Предварительный бюджет</w:t>
+      </w:r>
+    </w:p>
+    <w:p>
+      <w:pPr>
+        <w:pStyle w:val="ab"/>
+      </w:pPr>
+      <w:r>
+        <w:t>Бюджет проекта складывается из временных затрат (т</w:t>
+      </w:r>
+      <w:r>
+        <w:t>а</w:t>
+      </w:r>
+      <w:r>
+        <w:t>к</w:t>
+      </w:r>
+      <w:r>
+        <w:t xml:space="preserve"> как</w:t>
+      </w:r>
+      <w:r>
+        <w:t xml:space="preserve"> это ВКР, оплата труда разработчика не предполагается) и прямых расходов</w:t>
+      </w:r>
+      <w:r>
+        <w:t>.</w:t>
+      </w:r>
+    </w:p>
+    <w:p>
+      <w:pPr>
+        <w:pStyle w:val="ab"/>
+      </w:pPr>
+      <w:r>
+        <w:t>5. Приложения</w:t>
+      </w:r>
+    </w:p>
+    <w:p>
+      <w:pPr>
+        <w:pStyle w:val="ab"/>
+      </w:pPr>
+      <w:r>
+        <w:t>5.1 Глоссарий</w:t>
+      </w:r>
+    </w:p>
+    <w:p>
+      <w:pPr>
+        <w:pStyle w:val="ab"/>
+      </w:pPr>
+      <w:r>
+        <w:t>ИС – информационная система.</w:t>
+      </w:r>
+    </w:p>
+    <w:p>
+      <w:pPr>
+        <w:pStyle w:val="ab"/>
+      </w:pPr>
+      <w:r>
+        <w:t>ОС – операционная система.</w:t>
+      </w:r>
+    </w:p>
+    <w:p>
+      <w:pPr>
+        <w:pStyle w:val="ab"/>
+      </w:pPr>
+      <w:r>
         <w:rPr>
           <w:lang w:val="en-US"/>
         </w:rPr>
-      </w:pPr>
-      <w:r>
-        <w:t>01.05.2026-15.05.2026 – разработка пользовательского веб-интерфейса.</w:t>
-      </w:r>
-    </w:p>
-    <w:p>
-      <w:pPr>
-        <w:pStyle w:val="ab"/>
-      </w:pPr>
-      <w:r>
-        <w:t>4.3 Предварительный бюджет</w:t>
-      </w:r>
-    </w:p>
-    <w:p>
-      <w:pPr>
-        <w:pStyle w:val="ab"/>
-      </w:pPr>
-      <w:r>
-        <w:t>Бюджет проекта складывается из временных затрат (т</w:t>
-      </w:r>
-      <w:r>
-        <w:t>а</w:t>
-      </w:r>
-      <w:r>
-        <w:t>к</w:t>
-      </w:r>
-      <w:r>
-        <w:t xml:space="preserve"> как</w:t>
-      </w:r>
-      <w:r>
-        <w:t xml:space="preserve"> это ВКР, оплата труда разработчика не предполагается) и прямых расходов</w:t>
-      </w:r>
-      <w:r>
-        <w:t>.</w:t>
-      </w:r>
-    </w:p>
-    <w:p>
-      <w:pPr>
-        <w:pStyle w:val="ab"/>
-      </w:pPr>
-      <w:r>
-        <w:t>5. Приложения</w:t>
-      </w:r>
-    </w:p>
-    <w:p>
-      <w:pPr>
-        <w:pStyle w:val="ab"/>
-      </w:pPr>
-      <w:r>
-        <w:t>5.1 Глоссарий</w:t>
-      </w:r>
-    </w:p>
-    <w:p>
-      <w:pPr>
-        <w:pStyle w:val="ab"/>
-      </w:pPr>
-      <w:r>
-        <w:t>ИС – информационная система.</w:t>
-      </w:r>
-    </w:p>
-    <w:p>
-      <w:pPr>
-        <w:pStyle w:val="ab"/>
-      </w:pPr>
-      <w:r>
-        <w:t>ОС – операционная система.</w:t>
-      </w:r>
-    </w:p>
-    <w:p>
-      <w:pPr>
-        <w:pStyle w:val="ab"/>
-      </w:pPr>
+        <w:t>ReactJS</w:t>
+      </w:r>
+      <w:r>
+        <w:t xml:space="preserve"> – </w:t>
+      </w:r>
+      <w:r>
+        <w:t xml:space="preserve">фреймворк для языка программирования </w:t>
+      </w:r>
       <w:r>
         <w:rPr>
           <w:lang w:val="en-US"/>
         </w:rPr>
-        <w:t>ReactJS</w:t>
-      </w:r>
-      <w:r>
-        <w:t xml:space="preserve"> – </w:t>
-      </w:r>
-      <w:r>
-        <w:t xml:space="preserve">фреймворк для языка программирования </w:t>
-      </w:r>
-      <w:proofErr w:type="spellStart"/>
-      <w:r>
-        <w:rPr>
-          <w:lang w:val="en-US"/>
-        </w:rPr>
         <w:t>Javascript</w:t>
       </w:r>
-      <w:proofErr w:type="spellEnd"/>
       <w:r>
         <w:t xml:space="preserve"> для создания графических пользовательских интерфейсов.</w:t>
       </w:r>
